--- a/Issues_Board.docx
+++ b/Issues_Board.docx
@@ -176,6 +176,22 @@
                 <w:lang w:val="en-US"/>
               </w:rPr>
             </w:pPr>
+            <w:r>
+              <w:rPr>
+                <w:sz w:val="24"/>
+                <w:szCs w:val="24"/>
+                <w:lang w:val="en-US"/>
+              </w:rPr>
+              <w:t xml:space="preserve">Smart Symptom Checker - </w:t>
+            </w:r>
+            <w:r>
+              <w:rPr>
+                <w:sz w:val="24"/>
+                <w:szCs w:val="24"/>
+                <w:lang w:val="en-US"/>
+              </w:rPr>
+              <w:t>Users can select basic symptoms, and the app suggests possible health advice or when to consult a doctor.</w:t>
+            </w:r>
           </w:p>
         </w:tc>
         <w:tc>
